--- a/Rapport_Global_Harmonie_2026.docx
+++ b/Rapport_Global_Harmonie_2026.docx
@@ -6866,7 +6866,7 @@
         <w:pStyle w:val="FirstParagraph"/>
       </w:pPr>
       <w:r>
-        <w:t xml:space="preserve">Le caractère agrégé des données d’activité ne permet pas d’estimer la distribution des patients effectivement pris en charge selon le sexe, l’âge ou la catégorie. Une analyse sociodémographique de cette population nécessiterait des données individuelles correspondantes.</w:t>
+        <w:t xml:space="preserve">Le caractère agrégé des données d’activité ne permet pas d’estimer la distribution des patients effectivement pris en charge selon le sexe, l’âge ou la catégorie. Une analyse sociodémographique nécessiterait les données individuelles correspondantes. Ces données n’ont pas été communiquées par la partie chinoise.</w:t>
       </w:r>
     </w:p>
     <w:p>
@@ -6978,7 +6978,7 @@
               <w:jc w:val="left"/>
             </w:pPr>
             <w:r>
-              <w:t xml:space="preserve">VIP chinois</w:t>
+              <w:t xml:space="preserve">Bilans de santé VIP chinois</w:t>
             </w:r>
           </w:p>
         </w:tc>
@@ -7004,7 +7004,7 @@
               <w:jc w:val="left"/>
             </w:pPr>
             <w:r>
-              <w:t xml:space="preserve">VIP ivoiriens</w:t>
+              <w:t xml:space="preserve">Bilans de santé VIP ivoiriens</w:t>
             </w:r>
           </w:p>
         </w:tc>

--- a/Rapport_Global_Harmonie_2026.docx
+++ b/Rapport_Global_Harmonie_2026.docx
@@ -6978,7 +6978,7 @@
               <w:jc w:val="left"/>
             </w:pPr>
             <w:r>
-              <w:t xml:space="preserve">Bilans de santé VIP chinois</w:t>
+              <w:t xml:space="preserve">Bilans santé VIP chinois</w:t>
             </w:r>
           </w:p>
         </w:tc>
@@ -7004,7 +7004,7 @@
               <w:jc w:val="left"/>
             </w:pPr>
             <w:r>
-              <w:t xml:space="preserve">Bilans de santé VIP ivoiriens</w:t>
+              <w:t xml:space="preserve">Bilans santé VIP ivoiriens</w:t>
             </w:r>
           </w:p>
         </w:tc>
